--- a/EXPORTS/DOCX/published/niveau3/English/KunsthandelVanLier.docx
+++ b/EXPORTS/DOCX/published/niveau3/English/KunsthandelVanLier.docx
@@ -246,107 +246,13 @@
       </w:r>
       <w:r>
         <w:rPr>
-          <w:u w:val="single" w:color="0000ff"/>
           <w:rFonts w:ascii="Charis SIL Regular" w:hAnsi="Charis SIL Regular" w:eastAsia="Charis SIL Regular"/>
           <w:b w:val="0"/>
           <w:i w:val="0"/>
           <w:color w:val="000000"/>
           <w:sz w:val="24"/>
         </w:rPr>
-        <w:hyperlink r:id="rId9" w:history="1">
-          <w:r>
-            <w:rPr>
-              <w:rStyle w:val="Hyperlink"/>
-            </w:rPr>
-            <w:t>years</w:t>
-          </w:r>
-        </w:hyperlink>
-      </w:r>
-      <w:r>
-        <w:rPr>
-          <w:u w:val="single" w:color="0000ff"/>
-          <w:rFonts w:ascii="Charis SIL Regular" w:hAnsi="Charis SIL Regular" w:eastAsia="Charis SIL Regular"/>
-          <w:b w:val="0"/>
-          <w:i w:val="0"/>
-          <w:color w:val="000000"/>
-          <w:sz w:val="24"/>
-        </w:rPr>
-        <w:t xml:space="preserve"> </w:t>
-      </w:r>
-      <w:r>
-        <w:rPr>
-          <w:u w:val="single" w:color="0000ff"/>
-          <w:rFonts w:ascii="Charis SIL Regular" w:hAnsi="Charis SIL Regular" w:eastAsia="Charis SIL Regular"/>
-          <w:b w:val="0"/>
-          <w:i w:val="0"/>
-          <w:color w:val="000000"/>
-          <w:sz w:val="24"/>
-        </w:rPr>
-        <w:hyperlink r:id="rId9" w:history="1">
-          <w:r>
-            <w:rPr>
-              <w:rStyle w:val="Hyperlink"/>
-            </w:rPr>
-            <w:t>late</w:t>
-          </w:r>
-        </w:hyperlink>
-      </w:r>
-      <w:r>
-        <w:rPr>
-          <w:u w:val="single" w:color="0000ff"/>
-          <w:rFonts w:ascii="Charis SIL Regular" w:hAnsi="Charis SIL Regular" w:eastAsia="Charis SIL Regular"/>
-          <w:b w:val="0"/>
-          <w:i w:val="0"/>
-          <w:color w:val="000000"/>
-          <w:sz w:val="24"/>
-        </w:rPr>
-        <w:hyperlink r:id="rId9" w:history="1">
-          <w:r>
-            <w:rPr>
-              <w:rStyle w:val="Hyperlink"/>
-            </w:rPr>
-            <w:t>r</w:t>
-          </w:r>
-        </w:hyperlink>
-      </w:r>
-      <w:r>
-        <w:rPr>
-          <w:u w:val="single" w:color="0000ff"/>
-          <w:rFonts w:ascii="Charis SIL Regular" w:hAnsi="Charis SIL Regular" w:eastAsia="Charis SIL Regular"/>
-          <w:b w:val="0"/>
-          <w:i w:val="0"/>
-          <w:color w:val="000000"/>
-          <w:sz w:val="24"/>
-        </w:rPr>
-        <w:hyperlink r:id="rId9" w:history="1">
-          <w:r>
-            <w:rPr>
-              <w:rStyle w:val="Hyperlink"/>
-            </w:rPr>
-            <w:t>. In</w:t>
-          </w:r>
-        </w:hyperlink>
-      </w:r>
-      <w:r>
-        <w:rPr>
-          <w:u w:val="single" w:color="0000ff"/>
-          <w:rFonts w:ascii="Charis SIL Regular" w:hAnsi="Charis SIL Regular" w:eastAsia="Charis SIL Regular"/>
-          <w:b w:val="0"/>
-          <w:i w:val="0"/>
-          <w:color w:val="000000"/>
-          <w:sz w:val="24"/>
-        </w:rPr>
-        <w:t xml:space="preserve"> </w:t>
-      </w:r>
-      <w:r>
-        <w:rPr>
-          <w:rFonts w:ascii="Charis SIL Regular" w:hAnsi="Charis SIL Regular" w:eastAsia="Charis SIL Regular"/>
-          <w:b w:val="0"/>
-          <w:i w:val="0"/>
-          <w:color w:val="000000"/>
-          <w:sz w:val="24"/>
-        </w:rPr>
-        <w:t xml:space="preserve">the early years, </w:t>
+        <w:t xml:space="preserve">years later. In the early years, </w:t>
       </w:r>
       <w:r>
         <w:rPr>
@@ -413,6 +319,7 @@
           <w:i w:val="0"/>
           <w:color w:val="0000FF"/>
           <w:sz w:val="24"/>
+          <w:u w:val="single"/>
         </w:rPr>
         <w:hyperlink r:id="rId11" w:history="1">
           <w:r>
@@ -584,7 +491,7 @@
           <w:sz w:val="24"/>
           <w:u w:val="single"/>
         </w:rPr>
-        <w:hyperlink r:id="rId11" w:history="1">
+        <w:hyperlink r:id="rId13" w:history="1">
           <w:r>
             <w:rPr>
               <w:rStyle w:val="Hyperlink"/>
@@ -678,7 +585,7 @@
           <w:sz w:val="24"/>
           <w:u w:val="single"/>
         </w:rPr>
-        <w:hyperlink r:id="rId12" w:history="1">
+        <w:hyperlink r:id="rId13" w:history="1">
           <w:r>
             <w:rPr>
               <w:rStyle w:val="Hyperlink"/>
@@ -707,7 +614,7 @@
           <w:sz w:val="24"/>
           <w:u w:val="single"/>
         </w:rPr>
-        <w:hyperlink r:id="rId12" w:history="1">
+        <w:hyperlink r:id="rId13" w:history="1">
           <w:r>
             <w:rPr>
               <w:rStyle w:val="Hyperlink"/>
@@ -725,7 +632,7 @@
           <w:sz w:val="24"/>
           <w:u w:val="single"/>
         </w:rPr>
-        <w:hyperlink r:id="rId12" w:history="1">
+        <w:hyperlink r:id="rId13" w:history="1">
           <w:r>
             <w:rPr>
               <w:rStyle w:val="Hyperlink"/>
@@ -743,7 +650,7 @@
           <w:sz w:val="24"/>
           <w:u w:val="single"/>
         </w:rPr>
-        <w:hyperlink r:id="rId12" w:history="1">
+        <w:hyperlink r:id="rId13" w:history="1">
           <w:r>
             <w:rPr>
               <w:rStyle w:val="Hyperlink"/>
@@ -859,7 +766,6 @@
           <w:i w:val="0"/>
           <w:color w:val="0000FF"/>
           <w:sz w:val="24"/>
-          <w:u w:val="single"/>
         </w:rPr>
         <w:t>m</w:t>
       </w:r>
@@ -2034,7 +1940,7 @@
           <w:sz w:val="24"/>
           <w:u w:val="single"/>
         </w:rPr>
-        <w:hyperlink r:id="rId24" w:history="1">
+        <w:hyperlink r:id="rId23" w:history="1">
           <w:r>
             <w:rPr>
               <w:rStyle w:val="Hyperlink"/>
@@ -2063,7 +1969,7 @@
           <w:sz w:val="24"/>
           <w:u w:val="single"/>
         </w:rPr>
-        <w:hyperlink r:id="rId24" w:history="1">
+        <w:hyperlink r:id="rId23" w:history="1">
           <w:r>
             <w:rPr>
               <w:rStyle w:val="Hyperlink"/>
@@ -2074,13 +1980,21 @@
       </w:r>
       <w:r>
         <w:rPr>
+          <w:u w:val="single" w:color="0000ff"/>
           <w:rFonts w:ascii="Charis SIL Regular" w:hAnsi="Charis SIL Regular" w:eastAsia="Charis SIL Regular"/>
           <w:b w:val="0"/>
           <w:i w:val="0"/>
           <w:color w:val="000000"/>
           <w:sz w:val="24"/>
         </w:rPr>
-        <w:t xml:space="preserve">, </w:t>
+        <w:hyperlink r:id="rId23" w:history="1">
+          <w:r>
+            <w:rPr>
+              <w:rStyle w:val="Hyperlink"/>
+            </w:rPr>
+            <w:t xml:space="preserve">, </w:t>
+          </w:r>
+        </w:hyperlink>
       </w:r>
       <w:r>
         <w:rPr>
@@ -2091,7 +2005,7 @@
           <w:sz w:val="24"/>
           <w:u w:val="single"/>
         </w:rPr>
-        <w:hyperlink r:id="rId25" w:history="1">
+        <w:hyperlink r:id="rId23" w:history="1">
           <w:r>
             <w:rPr>
               <w:rStyle w:val="Hyperlink"/>
@@ -2109,7 +2023,7 @@
           <w:sz w:val="24"/>
           <w:u w:val="single"/>
         </w:rPr>
-        <w:hyperlink r:id="rId25" w:history="1">
+        <w:hyperlink r:id="rId23" w:history="1">
           <w:r>
             <w:rPr>
               <w:rStyle w:val="Hyperlink"/>
@@ -2127,7 +2041,7 @@
           <w:sz w:val="24"/>
           <w:u w:val="single"/>
         </w:rPr>
-        <w:hyperlink r:id="rId25" w:history="1">
+        <w:hyperlink r:id="rId23" w:history="1">
           <w:r>
             <w:rPr>
               <w:rStyle w:val="Hyperlink"/>

--- a/EXPORTS/DOCX/published/niveau3/English/KunsthandelVanLier.docx
+++ b/EXPORTS/DOCX/published/niveau3/English/KunsthandelVanLier.docx
@@ -491,7 +491,7 @@
           <w:sz w:val="24"/>
           <w:u w:val="single"/>
         </w:rPr>
-        <w:hyperlink r:id="rId13" w:history="1">
+        <w:hyperlink r:id="rId11" w:history="1">
           <w:r>
             <w:rPr>
               <w:rStyle w:val="Hyperlink"/>
@@ -585,7 +585,7 @@
           <w:sz w:val="24"/>
           <w:u w:val="single"/>
         </w:rPr>
-        <w:hyperlink r:id="rId13" w:history="1">
+        <w:hyperlink r:id="rId12" w:history="1">
           <w:r>
             <w:rPr>
               <w:rStyle w:val="Hyperlink"/>
@@ -614,7 +614,7 @@
           <w:sz w:val="24"/>
           <w:u w:val="single"/>
         </w:rPr>
-        <w:hyperlink r:id="rId13" w:history="1">
+        <w:hyperlink r:id="rId12" w:history="1">
           <w:r>
             <w:rPr>
               <w:rStyle w:val="Hyperlink"/>
@@ -632,7 +632,7 @@
           <w:sz w:val="24"/>
           <w:u w:val="single"/>
         </w:rPr>
-        <w:hyperlink r:id="rId13" w:history="1">
+        <w:hyperlink r:id="rId12" w:history="1">
           <w:r>
             <w:rPr>
               <w:rStyle w:val="Hyperlink"/>
@@ -650,7 +650,7 @@
           <w:sz w:val="24"/>
           <w:u w:val="single"/>
         </w:rPr>
-        <w:hyperlink r:id="rId13" w:history="1">
+        <w:hyperlink r:id="rId12" w:history="1">
           <w:r>
             <w:rPr>
               <w:rStyle w:val="Hyperlink"/>
@@ -766,6 +766,7 @@
           <w:i w:val="0"/>
           <w:color w:val="0000FF"/>
           <w:sz w:val="24"/>
+          <w:u w:val="single"/>
         </w:rPr>
         <w:t>m</w:t>
       </w:r>
@@ -1124,7 +1125,7 @@
           <w:sz w:val="24"/>
           <w:u w:val="single"/>
         </w:rPr>
-        <w:hyperlink r:id="rId15" w:history="1">
+        <w:hyperlink r:id="rId17" w:history="1">
           <w:r>
             <w:rPr>
               <w:rStyle w:val="Hyperlink"/>
@@ -1142,7 +1143,7 @@
           <w:sz w:val="24"/>
           <w:u w:val="single"/>
         </w:rPr>
-        <w:hyperlink r:id="rId15" w:history="1">
+        <w:hyperlink r:id="rId17" w:history="1">
           <w:r>
             <w:rPr>
               <w:rStyle w:val="Hyperlink"/>
@@ -1171,7 +1172,7 @@
           <w:sz w:val="24"/>
           <w:u w:val="single"/>
         </w:rPr>
-        <w:hyperlink r:id="rId15" w:history="1">
+        <w:hyperlink r:id="rId17" w:history="1">
           <w:r>
             <w:rPr>
               <w:rStyle w:val="Hyperlink"/>
@@ -2858,97 +2859,7 @@
           <w:color w:val="000000"/>
           <w:sz w:val="24"/>
         </w:rPr>
-        <w:t>are a number of records fro</w:t>
-      </w:r>
-      <w:r>
-        <w:rPr>
-          <w:u w:val="single" w:color="0000ff"/>
-          <w:rFonts w:ascii="Charis SIL Regular" w:hAnsi="Charis SIL Regular" w:eastAsia="Charis SIL Regular"/>
-          <w:b w:val="0"/>
-          <w:i w:val="0"/>
-          <w:color w:val="000000"/>
-          <w:sz w:val="24"/>
-        </w:rPr>
-        <w:hyperlink r:id="rId30" w:history="1">
-          <w:r>
-            <w:rPr>
-              <w:rStyle w:val="Hyperlink"/>
-            </w:rPr>
-            <w:t>m the</w:t>
-          </w:r>
-        </w:hyperlink>
-      </w:r>
-      <w:r>
-        <w:rPr>
-          <w:u w:val="single" w:color="0000ff"/>
-          <w:rFonts w:ascii="Charis SIL Regular" w:hAnsi="Charis SIL Regular" w:eastAsia="Charis SIL Regular"/>
-          <w:b w:val="0"/>
-          <w:i w:val="0"/>
-          <w:color w:val="000000"/>
-          <w:sz w:val="24"/>
-        </w:rPr>
-        <w:hyperlink r:id="rId30" w:history="1">
-          <w:r>
-            <w:rPr>
-              <w:rStyle w:val="Hyperlink"/>
-            </w:rPr>
-            <w:t xml:space="preserve"> per</w:t>
-          </w:r>
-        </w:hyperlink>
-      </w:r>
-      <w:r>
-        <w:rPr>
-          <w:u w:val="single" w:color="0000ff"/>
-          <w:rFonts w:ascii="Charis SIL Regular" w:hAnsi="Charis SIL Regular" w:eastAsia="Charis SIL Regular"/>
-          <w:b w:val="0"/>
-          <w:i w:val="0"/>
-          <w:color w:val="000000"/>
-          <w:sz w:val="24"/>
-        </w:rPr>
-        <w:hyperlink r:id="rId30" w:history="1">
-          <w:r>
-            <w:rPr>
-              <w:rStyle w:val="Hyperlink"/>
-            </w:rPr>
-            <w:t>i</w:t>
-          </w:r>
-        </w:hyperlink>
-      </w:r>
-      <w:r>
-        <w:rPr>
-          <w:u w:val="single" w:color="0000ff"/>
-          <w:rFonts w:ascii="Charis SIL Regular" w:hAnsi="Charis SIL Regular" w:eastAsia="Charis SIL Regular"/>
-          <w:b w:val="0"/>
-          <w:i w:val="0"/>
-          <w:color w:val="000000"/>
-          <w:sz w:val="24"/>
-        </w:rPr>
-        <w:hyperlink r:id="rId30" w:history="1">
-          <w:r>
-            <w:rPr>
-              <w:rStyle w:val="Hyperlink"/>
-            </w:rPr>
-            <w:t>od o</w:t>
-          </w:r>
-        </w:hyperlink>
-      </w:r>
-      <w:r>
-        <w:rPr>
-          <w:u w:val="single" w:color="0000ff"/>
-          <w:rFonts w:ascii="Charis SIL Regular" w:hAnsi="Charis SIL Regular" w:eastAsia="Charis SIL Regular"/>
-          <w:b w:val="0"/>
-          <w:i w:val="0"/>
-          <w:color w:val="000000"/>
-          <w:sz w:val="24"/>
-        </w:rPr>
-        <w:hyperlink r:id="rId30" w:history="1">
-          <w:r>
-            <w:rPr>
-              <w:rStyle w:val="Hyperlink"/>
-            </w:rPr>
-            <w:t xml:space="preserve">f </w:t>
-          </w:r>
-        </w:hyperlink>
+        <w:t xml:space="preserve">are a number of records from the period of </w:t>
       </w:r>
       <w:r>
         <w:rPr>
